--- a/video-film-editing/output/07 3.4b Soalan Penilaian Pengetahuan/Core Abilities L1-L3/3.4b-CA-12 Penilaian Pengetahuan L3-CA04 Work Place Ethics (IT-072).docx
+++ b/video-film-editing/output/07 3.4b Soalan Penilaian Pengetahuan/Core Abilities L1-L3/3.4b-CA-12 Penilaian Pengetahuan L3-CA04 Work Place Ethics (IT-072).docx
@@ -924,7 +924,8 @@
     </w:p>
     <w:p>
       <w:pPr>
-        <w:spacing w:line="360" w:lineRule="auto"/>
+        <w:spacing w:line="276" w:lineRule="auto" w:after="120"/>
+        <w:jc w:val="left"/>
         <w:rPr>
           <w:rFonts w:ascii="Arial" w:eastAsia="Arial" w:hAnsi="Arial" w:cs="Arial"/>
           <w:b/>
@@ -935,6 +936,8 @@
         <w:rPr>
           <w:rFonts w:ascii="Arial" w:eastAsia="Arial" w:hAnsi="Arial" w:cs="Arial"/>
           <w:b/>
+          <w:color w:val="000000"/>
+          <w:sz w:val="22"/>
         </w:rPr>
         <w:t>Untuk</w:t>
       </w:r>
@@ -943,6 +946,8 @@
         <w:rPr>
           <w:rFonts w:ascii="Arial" w:eastAsia="Arial" w:hAnsi="Arial" w:cs="Arial"/>
           <w:b/>
+          <w:color w:val="000000"/>
+          <w:sz w:val="22"/>
         </w:rPr>
         <w:t xml:space="preserve"> </w:t>
       </w:r>
@@ -951,6 +956,8 @@
         <w:rPr>
           <w:rFonts w:ascii="Arial" w:eastAsia="Arial" w:hAnsi="Arial" w:cs="Arial"/>
           <w:b/>
+          <w:color w:val="000000"/>
+          <w:sz w:val="22"/>
         </w:rPr>
         <w:t>Pengesahan</w:t>
       </w:r>
@@ -959,6 +966,8 @@
         <w:rPr>
           <w:rFonts w:ascii="Arial" w:eastAsia="Arial" w:hAnsi="Arial" w:cs="Arial"/>
           <w:b/>
+          <w:color w:val="000000"/>
+          <w:sz w:val="22"/>
         </w:rPr>
         <w:t xml:space="preserve"> </w:t>
       </w:r>
@@ -967,6 +976,8 @@
         <w:rPr>
           <w:rFonts w:ascii="Arial" w:eastAsia="Arial" w:hAnsi="Arial" w:cs="Arial"/>
           <w:b/>
+          <w:color w:val="000000"/>
+          <w:sz w:val="22"/>
         </w:rPr>
         <w:t>Pengajar</w:t>
       </w:r>
@@ -977,6 +988,7 @@
         <w:tblStyle w:val="TableGrid"/>
         <w:tblW w:w="0" w:type="auto"/>
         <w:tblInd w:w="-5" w:type="dxa"/>
+        <w:tblLayout w:type="autofit"/>
         <w:tblLook w:val="04A0" w:firstRow="1" w:lastRow="0" w:firstColumn="1" w:lastColumn="0" w:noHBand="0" w:noVBand="1"/>
       </w:tblPr>
       <w:tblGrid>
@@ -984,9 +996,20 @@
         <w:gridCol w:w="5665"/>
       </w:tblGrid>
       <w:tr>
+        <w:trPr>
+          <w:tblHeader w:val="true"/>
+          <w:cantSplit w:val="true"/>
+        </w:trPr>
         <w:tc>
           <w:tcPr>
             <w:tcW w:w="3402" w:type="dxa"/>
+            <w:tcMar>
+              <w:top w:w="57" w:type="dxa"/>
+              <w:left w:w="57" w:type="dxa"/>
+              <w:bottom w:w="57" w:type="dxa"/>
+              <w:right w:w="57" w:type="dxa"/>
+            </w:tcMar>
+            <w:shd w:val="clear" w:color="auto" w:fill="D9D9D9"/>
           </w:tcPr>
           <w:p>
             <w:pPr>
@@ -999,7 +1022,10 @@
             <w:r>
               <w:rPr>
                 <w:rFonts w:ascii="Arial" w:eastAsia="Arial" w:hAnsi="Arial" w:cs="Arial"/>
+                <w:b/>
                 <w:bCs/>
+                <w:color w:val="000000"/>
+                <w:sz w:val="20"/>
               </w:rPr>
               <w:t>NAMA PENGAJAR</w:t>
             </w:r>
@@ -1008,6 +1034,13 @@
         <w:tc>
           <w:tcPr>
             <w:tcW w:w="5665" w:type="dxa"/>
+            <w:tcMar>
+              <w:top w:w="57" w:type="dxa"/>
+              <w:left w:w="57" w:type="dxa"/>
+              <w:bottom w:w="57" w:type="dxa"/>
+              <w:right w:w="57" w:type="dxa"/>
+            </w:tcMar>
+            <w:shd w:val="clear" w:color="auto" w:fill="D9D9D9"/>
           </w:tcPr>
           <w:p>
             <w:pPr>
@@ -1021,9 +1054,18 @@
         </w:tc>
       </w:tr>
       <w:tr>
+        <w:trPr>
+          <w:cantSplit w:val="true"/>
+        </w:trPr>
         <w:tc>
           <w:tcPr>
             <w:tcW w:w="3402" w:type="dxa"/>
+            <w:tcMar>
+              <w:top w:w="57" w:type="dxa"/>
+              <w:left w:w="57" w:type="dxa"/>
+              <w:bottom w:w="57" w:type="dxa"/>
+              <w:right w:w="57" w:type="dxa"/>
+            </w:tcMar>
           </w:tcPr>
           <w:p>
             <w:pPr>
@@ -1037,6 +1079,8 @@
               <w:rPr>
                 <w:rFonts w:ascii="Arial" w:eastAsia="Arial" w:hAnsi="Arial" w:cs="Arial"/>
                 <w:bCs/>
+                <w:color w:val="000000"/>
+                <w:sz w:val="20"/>
               </w:rPr>
               <w:t>TANDATANGAN</w:t>
             </w:r>
@@ -1045,6 +1089,12 @@
         <w:tc>
           <w:tcPr>
             <w:tcW w:w="5665" w:type="dxa"/>
+            <w:tcMar>
+              <w:top w:w="57" w:type="dxa"/>
+              <w:left w:w="57" w:type="dxa"/>
+              <w:bottom w:w="57" w:type="dxa"/>
+              <w:right w:w="57" w:type="dxa"/>
+            </w:tcMar>
           </w:tcPr>
           <w:p>
             <w:pPr>
@@ -1076,9 +1126,18 @@
         </w:tc>
       </w:tr>
       <w:tr>
+        <w:trPr>
+          <w:cantSplit w:val="true"/>
+        </w:trPr>
         <w:tc>
           <w:tcPr>
             <w:tcW w:w="3402" w:type="dxa"/>
+            <w:tcMar>
+              <w:top w:w="57" w:type="dxa"/>
+              <w:left w:w="57" w:type="dxa"/>
+              <w:bottom w:w="57" w:type="dxa"/>
+              <w:right w:w="57" w:type="dxa"/>
+            </w:tcMar>
           </w:tcPr>
           <w:p>
             <w:pPr>
@@ -1092,6 +1151,8 @@
               <w:rPr>
                 <w:rFonts w:ascii="Arial" w:eastAsia="Arial" w:hAnsi="Arial" w:cs="Arial"/>
                 <w:bCs/>
+                <w:color w:val="000000"/>
+                <w:sz w:val="20"/>
               </w:rPr>
               <w:t>MARKAH DIPEROLEHI (%)</w:t>
             </w:r>
@@ -1100,6 +1161,12 @@
         <w:tc>
           <w:tcPr>
             <w:tcW w:w="5665" w:type="dxa"/>
+            <w:tcMar>
+              <w:top w:w="57" w:type="dxa"/>
+              <w:left w:w="57" w:type="dxa"/>
+              <w:bottom w:w="57" w:type="dxa"/>
+              <w:right w:w="57" w:type="dxa"/>
+            </w:tcMar>
           </w:tcPr>
           <w:p>
             <w:pPr>
@@ -1114,6 +1181,8 @@
               <w:rPr>
                 <w:rFonts w:ascii="Arial" w:eastAsia="Arial" w:hAnsi="Arial" w:cs="Arial"/>
                 <w:bCs/>
+                <w:color w:val="000000"/>
+                <w:sz w:val="20"/>
               </w:rPr>
               <w:t xml:space="preserve">         </w:t>
             </w:r>
@@ -1121,6 +1190,8 @@
               <w:rPr>
                 <w:rFonts w:ascii="Arial" w:eastAsia="Arial" w:hAnsi="Arial" w:cs="Arial"/>
                 <w:bCs/>
+                <w:color w:val="000000"/>
+                <w:sz w:val="20"/>
               </w:rPr>
               <w:t>/ 100%</w:t>
             </w:r>
@@ -1128,9 +1199,18 @@
         </w:tc>
       </w:tr>
       <w:tr>
+        <w:trPr>
+          <w:cantSplit w:val="true"/>
+        </w:trPr>
         <w:tc>
           <w:tcPr>
             <w:tcW w:w="3402" w:type="dxa"/>
+            <w:tcMar>
+              <w:top w:w="57" w:type="dxa"/>
+              <w:left w:w="57" w:type="dxa"/>
+              <w:bottom w:w="57" w:type="dxa"/>
+              <w:right w:w="57" w:type="dxa"/>
+            </w:tcMar>
           </w:tcPr>
           <w:p>
             <w:pPr>
@@ -1144,6 +1224,8 @@
               <w:rPr>
                 <w:rFonts w:ascii="Arial" w:eastAsia="Arial" w:hAnsi="Arial" w:cs="Arial"/>
                 <w:bCs/>
+                <w:color w:val="000000"/>
+                <w:sz w:val="20"/>
               </w:rPr>
               <w:t xml:space="preserve">KEPUTUSAN </w:t>
             </w:r>
@@ -1152,6 +1234,12 @@
         <w:tc>
           <w:tcPr>
             <w:tcW w:w="5665" w:type="dxa"/>
+            <w:tcMar>
+              <w:top w:w="57" w:type="dxa"/>
+              <w:left w:w="57" w:type="dxa"/>
+              <w:bottom w:w="57" w:type="dxa"/>
+              <w:right w:w="57" w:type="dxa"/>
+            </w:tcMar>
           </w:tcPr>
           <w:p>
             <w:pPr>
@@ -1166,6 +1254,8 @@
               <w:rPr>
                 <w:rFonts w:ascii="Arial" w:eastAsia="Arial" w:hAnsi="Arial" w:cs="Arial"/>
                 <w:bCs/>
+                <w:color w:val="000000"/>
+                <w:sz w:val="20"/>
               </w:rPr>
               <w:t>Lulus / Gagal</w:t>
             </w:r>
@@ -1184,7 +1274,8 @@
     </w:p>
     <w:p>
       <w:pPr>
-        <w:spacing w:line="360" w:lineRule="auto"/>
+        <w:spacing w:line="276" w:lineRule="auto" w:after="120"/>
+        <w:jc w:val="left"/>
         <w:rPr>
           <w:rFonts w:ascii="Arial" w:eastAsia="Arial" w:hAnsi="Arial" w:cs="Arial"/>
           <w:b/>
@@ -1195,6 +1286,8 @@
         <w:rPr>
           <w:rFonts w:ascii="Arial" w:eastAsia="Arial" w:hAnsi="Arial" w:cs="Arial"/>
           <w:b/>
+          <w:color w:val="000000"/>
+          <w:sz w:val="22"/>
         </w:rPr>
         <w:t>Markah</w:t>
       </w:r>
@@ -1203,6 +1296,8 @@
         <w:rPr>
           <w:rFonts w:ascii="Arial" w:eastAsia="Arial" w:hAnsi="Arial" w:cs="Arial"/>
           <w:b/>
+          <w:color w:val="000000"/>
+          <w:sz w:val="22"/>
         </w:rPr>
         <w:t xml:space="preserve"> lulus minimum: 60%</w:t>
       </w:r>
@@ -1239,8 +1334,8 @@
     </w:p>
     <w:p>
       <w:pPr>
-        <w:spacing w:line="360" w:lineRule="auto"/>
-        <w:jc w:val="both"/>
+        <w:spacing w:line="276" w:lineRule="auto" w:after="120"/>
+        <w:jc w:val="left"/>
         <w:rPr>
           <w:rFonts w:ascii="Arial" w:eastAsia="Arial" w:hAnsi="Arial" w:cs="Arial"/>
           <w:b/>
@@ -1250,6 +1345,8 @@
         <w:rPr>
           <w:rFonts w:ascii="Arial" w:eastAsia="Arial" w:hAnsi="Arial" w:cs="Arial"/>
           <w:b/>
+          <w:color w:val="000000"/>
+          <w:sz w:val="22"/>
         </w:rPr>
         <w:lastRenderedPageBreak/>
         <w:t>ARAHAN PENILAIAN PENGETAHUAN:</w:t>
@@ -1270,7 +1367,9 @@
           <w:ilvl w:val="0"/>
           <w:numId w:val="10"/>
         </w:numPr>
-        <w:spacing w:after="200" w:line="360" w:lineRule="auto"/>
+        <w:spacing w:after="40" w:line="276" w:lineRule="auto"/>
+        <w:ind w:left="357" w:hanging="357"/>
+        <w:jc w:val="left"/>
         <w:rPr>
           <w:rFonts w:ascii="Arial" w:eastAsia="Arial" w:hAnsi="Arial" w:cs="Arial"/>
           <w:b/>
@@ -1282,6 +1381,8 @@
       <w:r>
         <w:rPr>
           <w:rFonts w:ascii="Arial" w:eastAsia="Arial" w:hAnsi="Arial" w:cs="Arial"/>
+          <w:color w:val="000000"/>
+          <w:sz w:val="22"/>
         </w:rPr>
         <w:t>Tuliskan</w:t>
       </w:r>
@@ -1289,6 +1390,8 @@
       <w:r>
         <w:rPr>
           <w:rFonts w:ascii="Arial" w:eastAsia="Arial" w:hAnsi="Arial" w:cs="Arial"/>
+          <w:color w:val="000000"/>
+          <w:sz w:val="22"/>
         </w:rPr>
         <w:t xml:space="preserve"> Nama dan </w:t>
       </w:r>
@@ -1296,6 +1399,8 @@
       <w:r>
         <w:rPr>
           <w:rFonts w:ascii="Arial" w:eastAsia="Arial" w:hAnsi="Arial" w:cs="Arial"/>
+          <w:color w:val="000000"/>
+          <w:sz w:val="22"/>
         </w:rPr>
         <w:t>Nombor</w:t>
       </w:r>
@@ -1303,6 +1408,8 @@
       <w:r>
         <w:rPr>
           <w:rFonts w:ascii="Arial" w:eastAsia="Arial" w:hAnsi="Arial" w:cs="Arial"/>
+          <w:color w:val="000000"/>
+          <w:sz w:val="22"/>
         </w:rPr>
         <w:t xml:space="preserve"> Kad </w:t>
       </w:r>
@@ -1310,6 +1417,8 @@
       <w:r>
         <w:rPr>
           <w:rFonts w:ascii="Arial" w:eastAsia="Arial" w:hAnsi="Arial" w:cs="Arial"/>
+          <w:color w:val="000000"/>
+          <w:sz w:val="22"/>
         </w:rPr>
         <w:t>Pengenalan</w:t>
       </w:r>
@@ -1317,6 +1426,8 @@
       <w:r>
         <w:rPr>
           <w:rFonts w:ascii="Arial" w:eastAsia="Arial" w:hAnsi="Arial" w:cs="Arial"/>
+          <w:color w:val="000000"/>
+          <w:sz w:val="22"/>
         </w:rPr>
         <w:t xml:space="preserve"> pada </w:t>
       </w:r>
@@ -1324,6 +1435,8 @@
       <w:r>
         <w:rPr>
           <w:rFonts w:ascii="Arial" w:eastAsia="Arial" w:hAnsi="Arial" w:cs="Arial"/>
+          <w:color w:val="000000"/>
+          <w:sz w:val="22"/>
         </w:rPr>
         <w:t>ruangan</w:t>
       </w:r>
@@ -1331,6 +1444,8 @@
       <w:r>
         <w:rPr>
           <w:rFonts w:ascii="Arial" w:eastAsia="Arial" w:hAnsi="Arial" w:cs="Arial"/>
+          <w:color w:val="000000"/>
+          <w:sz w:val="22"/>
         </w:rPr>
         <w:t xml:space="preserve"> yang </w:t>
       </w:r>
@@ -1338,6 +1453,8 @@
       <w:r>
         <w:rPr>
           <w:rFonts w:ascii="Arial" w:eastAsia="Arial" w:hAnsi="Arial" w:cs="Arial"/>
+          <w:color w:val="000000"/>
+          <w:sz w:val="22"/>
         </w:rPr>
         <w:t>disediakan</w:t>
       </w:r>
@@ -1345,6 +1462,8 @@
       <w:r>
         <w:rPr>
           <w:rFonts w:ascii="Arial" w:eastAsia="Arial" w:hAnsi="Arial" w:cs="Arial"/>
+          <w:color w:val="000000"/>
+          <w:sz w:val="22"/>
         </w:rPr>
         <w:t xml:space="preserve">. </w:t>
       </w:r>
@@ -1356,7 +1475,9 @@
           <w:ilvl w:val="0"/>
           <w:numId w:val="10"/>
         </w:numPr>
-        <w:spacing w:after="200" w:line="360" w:lineRule="auto"/>
+        <w:spacing w:after="40" w:line="276" w:lineRule="auto"/>
+        <w:ind w:left="357" w:hanging="357"/>
+        <w:jc w:val="left"/>
         <w:rPr>
           <w:rFonts w:ascii="Arial" w:eastAsia="Arial" w:hAnsi="Arial" w:cs="Arial"/>
           <w:b/>
@@ -1367,6 +1488,8 @@
       <w:r>
         <w:rPr>
           <w:rFonts w:ascii="Arial" w:eastAsia="Arial" w:hAnsi="Arial" w:cs="Arial"/>
+          <w:color w:val="000000"/>
+          <w:sz w:val="22"/>
         </w:rPr>
         <w:t xml:space="preserve">Bakat </w:t>
       </w:r>
@@ -1374,6 +1497,8 @@
       <w:r>
         <w:rPr>
           <w:rFonts w:ascii="Arial" w:eastAsia="Arial" w:hAnsi="Arial" w:cs="Arial"/>
+          <w:color w:val="000000"/>
+          <w:sz w:val="22"/>
         </w:rPr>
         <w:t>tidak</w:t>
       </w:r>
@@ -1381,6 +1506,8 @@
       <w:r>
         <w:rPr>
           <w:rFonts w:ascii="Arial" w:eastAsia="Arial" w:hAnsi="Arial" w:cs="Arial"/>
+          <w:color w:val="000000"/>
+          <w:sz w:val="22"/>
         </w:rPr>
         <w:t xml:space="preserve"> </w:t>
       </w:r>
@@ -1388,6 +1515,8 @@
       <w:r>
         <w:rPr>
           <w:rFonts w:ascii="Arial" w:eastAsia="Arial" w:hAnsi="Arial" w:cs="Arial"/>
+          <w:color w:val="000000"/>
+          <w:sz w:val="22"/>
         </w:rPr>
         <w:t>dibenarkan</w:t>
       </w:r>
@@ -1395,6 +1524,8 @@
       <w:r>
         <w:rPr>
           <w:rFonts w:ascii="Arial" w:eastAsia="Arial" w:hAnsi="Arial" w:cs="Arial"/>
+          <w:color w:val="000000"/>
+          <w:sz w:val="22"/>
         </w:rPr>
         <w:t xml:space="preserve"> </w:t>
       </w:r>
@@ -1402,6 +1533,8 @@
       <w:r>
         <w:rPr>
           <w:rFonts w:ascii="Arial" w:eastAsia="Arial" w:hAnsi="Arial" w:cs="Arial"/>
+          <w:color w:val="000000"/>
+          <w:sz w:val="22"/>
         </w:rPr>
         <w:t>membuka</w:t>
       </w:r>
@@ -1409,6 +1542,8 @@
       <w:r>
         <w:rPr>
           <w:rFonts w:ascii="Arial" w:eastAsia="Arial" w:hAnsi="Arial" w:cs="Arial"/>
+          <w:color w:val="000000"/>
+          <w:sz w:val="22"/>
         </w:rPr>
         <w:t xml:space="preserve"> </w:t>
       </w:r>
@@ -1416,6 +1551,8 @@
       <w:r>
         <w:rPr>
           <w:rFonts w:ascii="Arial" w:eastAsia="Arial" w:hAnsi="Arial" w:cs="Arial"/>
+          <w:color w:val="000000"/>
+          <w:sz w:val="22"/>
         </w:rPr>
         <w:t>kertas</w:t>
       </w:r>
@@ -1423,6 +1560,8 @@
       <w:r>
         <w:rPr>
           <w:rFonts w:ascii="Arial" w:eastAsia="Arial" w:hAnsi="Arial" w:cs="Arial"/>
+          <w:color w:val="000000"/>
+          <w:sz w:val="22"/>
         </w:rPr>
         <w:t xml:space="preserve"> </w:t>
       </w:r>
@@ -1430,6 +1569,8 @@
       <w:r>
         <w:rPr>
           <w:rFonts w:ascii="Arial" w:eastAsia="Arial" w:hAnsi="Arial" w:cs="Arial"/>
+          <w:color w:val="000000"/>
+          <w:sz w:val="22"/>
         </w:rPr>
         <w:t>soalan</w:t>
       </w:r>
@@ -1437,6 +1578,8 @@
       <w:r>
         <w:rPr>
           <w:rFonts w:ascii="Arial" w:eastAsia="Arial" w:hAnsi="Arial" w:cs="Arial"/>
+          <w:color w:val="000000"/>
+          <w:sz w:val="22"/>
         </w:rPr>
         <w:t xml:space="preserve"> </w:t>
       </w:r>
@@ -1444,6 +1587,8 @@
       <w:r>
         <w:rPr>
           <w:rFonts w:ascii="Arial" w:eastAsia="Arial" w:hAnsi="Arial" w:cs="Arial"/>
+          <w:color w:val="000000"/>
+          <w:sz w:val="22"/>
         </w:rPr>
         <w:t>sehingga</w:t>
       </w:r>
@@ -1451,6 +1596,8 @@
       <w:r>
         <w:rPr>
           <w:rFonts w:ascii="Arial" w:eastAsia="Arial" w:hAnsi="Arial" w:cs="Arial"/>
+          <w:color w:val="000000"/>
+          <w:sz w:val="22"/>
         </w:rPr>
         <w:t xml:space="preserve"> </w:t>
       </w:r>
@@ -1458,6 +1605,8 @@
       <w:r>
         <w:rPr>
           <w:rFonts w:ascii="Arial" w:eastAsia="Arial" w:hAnsi="Arial" w:cs="Arial"/>
+          <w:color w:val="000000"/>
+          <w:sz w:val="22"/>
         </w:rPr>
         <w:t>dibenarkan</w:t>
       </w:r>
@@ -1465,6 +1614,8 @@
       <w:r>
         <w:rPr>
           <w:rFonts w:ascii="Arial" w:eastAsia="Arial" w:hAnsi="Arial" w:cs="Arial"/>
+          <w:color w:val="000000"/>
+          <w:sz w:val="22"/>
         </w:rPr>
         <w:t xml:space="preserve">. </w:t>
       </w:r>
@@ -1476,7 +1627,9 @@
           <w:ilvl w:val="0"/>
           <w:numId w:val="10"/>
         </w:numPr>
-        <w:spacing w:after="200" w:line="360" w:lineRule="auto"/>
+        <w:spacing w:after="40" w:line="276" w:lineRule="auto"/>
+        <w:ind w:left="357" w:hanging="357"/>
+        <w:jc w:val="left"/>
         <w:rPr>
           <w:rFonts w:ascii="Arial" w:eastAsia="Arial" w:hAnsi="Arial" w:cs="Arial"/>
           <w:b/>
@@ -1487,6 +1640,8 @@
       <w:r>
         <w:rPr>
           <w:rFonts w:ascii="Arial" w:eastAsia="Arial" w:hAnsi="Arial" w:cs="Arial"/>
+          <w:color w:val="000000"/>
+          <w:sz w:val="22"/>
         </w:rPr>
         <w:t xml:space="preserve">Bakat </w:t>
       </w:r>
@@ -1494,6 +1649,8 @@
       <w:r>
         <w:rPr>
           <w:rFonts w:ascii="Arial" w:eastAsia="Arial" w:hAnsi="Arial" w:cs="Arial"/>
+          <w:color w:val="000000"/>
+          <w:sz w:val="22"/>
         </w:rPr>
         <w:t>hendaklah</w:t>
       </w:r>
@@ -1501,6 +1658,8 @@
       <w:r>
         <w:rPr>
           <w:rFonts w:ascii="Arial" w:eastAsia="Arial" w:hAnsi="Arial" w:cs="Arial"/>
+          <w:color w:val="000000"/>
+          <w:sz w:val="22"/>
         </w:rPr>
         <w:t xml:space="preserve"> </w:t>
       </w:r>
@@ -1508,6 +1667,8 @@
       <w:r>
         <w:rPr>
           <w:rFonts w:ascii="Arial" w:eastAsia="Arial" w:hAnsi="Arial" w:cs="Arial"/>
+          <w:color w:val="000000"/>
+          <w:sz w:val="22"/>
         </w:rPr>
         <w:t>menjawab</w:t>
       </w:r>
@@ -1515,6 +1676,8 @@
       <w:r>
         <w:rPr>
           <w:rFonts w:ascii="Arial" w:eastAsia="Arial" w:hAnsi="Arial" w:cs="Arial"/>
+          <w:color w:val="000000"/>
+          <w:sz w:val="22"/>
         </w:rPr>
         <w:t xml:space="preserve"> </w:t>
       </w:r>
@@ -1522,6 +1685,8 @@
       <w:r>
         <w:rPr>
           <w:rFonts w:ascii="Arial" w:eastAsia="Arial" w:hAnsi="Arial" w:cs="Arial"/>
+          <w:color w:val="000000"/>
+          <w:sz w:val="22"/>
         </w:rPr>
         <w:t>semua</w:t>
       </w:r>
@@ -1529,6 +1694,8 @@
       <w:r>
         <w:rPr>
           <w:rFonts w:ascii="Arial" w:eastAsia="Arial" w:hAnsi="Arial" w:cs="Arial"/>
+          <w:color w:val="000000"/>
+          <w:sz w:val="22"/>
         </w:rPr>
         <w:t xml:space="preserve"> </w:t>
       </w:r>
@@ -1536,6 +1703,8 @@
       <w:r>
         <w:rPr>
           <w:rFonts w:ascii="Arial" w:eastAsia="Arial" w:hAnsi="Arial" w:cs="Arial"/>
+          <w:color w:val="000000"/>
+          <w:sz w:val="22"/>
         </w:rPr>
         <w:t>soalan</w:t>
       </w:r>
@@ -1543,6 +1712,8 @@
       <w:r>
         <w:rPr>
           <w:rFonts w:ascii="Arial" w:eastAsia="Arial" w:hAnsi="Arial" w:cs="Arial"/>
+          <w:color w:val="000000"/>
+          <w:sz w:val="22"/>
         </w:rPr>
         <w:t xml:space="preserve">. </w:t>
       </w:r>
@@ -1554,7 +1725,9 @@
           <w:ilvl w:val="0"/>
           <w:numId w:val="10"/>
         </w:numPr>
-        <w:spacing w:after="200" w:line="360" w:lineRule="auto"/>
+        <w:spacing w:after="40" w:line="276" w:lineRule="auto"/>
+        <w:ind w:left="357" w:hanging="357"/>
+        <w:jc w:val="left"/>
         <w:rPr>
           <w:rFonts w:ascii="Arial" w:eastAsia="Arial" w:hAnsi="Arial" w:cs="Arial"/>
           <w:b/>
@@ -1566,6 +1739,8 @@
       <w:r>
         <w:rPr>
           <w:rFonts w:ascii="Arial" w:eastAsia="Arial" w:hAnsi="Arial" w:cs="Arial"/>
+          <w:color w:val="000000"/>
+          <w:sz w:val="22"/>
         </w:rPr>
         <w:t>Dilarang</w:t>
       </w:r>
@@ -1573,6 +1748,8 @@
       <w:r>
         <w:rPr>
           <w:rFonts w:ascii="Arial" w:eastAsia="Arial" w:hAnsi="Arial" w:cs="Arial"/>
+          <w:color w:val="000000"/>
+          <w:sz w:val="22"/>
         </w:rPr>
         <w:t xml:space="preserve"> </w:t>
       </w:r>
@@ -1580,6 +1757,8 @@
       <w:r>
         <w:rPr>
           <w:rFonts w:ascii="Arial" w:eastAsia="Arial" w:hAnsi="Arial" w:cs="Arial"/>
+          <w:color w:val="000000"/>
+          <w:sz w:val="22"/>
         </w:rPr>
         <w:t>membawa</w:t>
       </w:r>
@@ -1587,6 +1766,8 @@
       <w:r>
         <w:rPr>
           <w:rFonts w:ascii="Arial" w:eastAsia="Arial" w:hAnsi="Arial" w:cs="Arial"/>
+          <w:color w:val="000000"/>
+          <w:sz w:val="22"/>
         </w:rPr>
         <w:t xml:space="preserve"> nota dan </w:t>
       </w:r>
@@ -1594,6 +1775,8 @@
       <w:r>
         <w:rPr>
           <w:rFonts w:ascii="Arial" w:eastAsia="Arial" w:hAnsi="Arial" w:cs="Arial"/>
+          <w:color w:val="000000"/>
+          <w:sz w:val="22"/>
         </w:rPr>
         <w:t>sebarang</w:t>
       </w:r>
@@ -1601,6 +1784,8 @@
       <w:r>
         <w:rPr>
           <w:rFonts w:ascii="Arial" w:eastAsia="Arial" w:hAnsi="Arial" w:cs="Arial"/>
+          <w:color w:val="000000"/>
+          <w:sz w:val="22"/>
         </w:rPr>
         <w:t xml:space="preserve"> </w:t>
       </w:r>
@@ -1608,6 +1793,8 @@
       <w:r>
         <w:rPr>
           <w:rFonts w:ascii="Arial" w:eastAsia="Arial" w:hAnsi="Arial" w:cs="Arial"/>
+          <w:color w:val="000000"/>
+          <w:sz w:val="22"/>
         </w:rPr>
         <w:t>bahan</w:t>
       </w:r>
@@ -1615,6 +1802,8 @@
       <w:r>
         <w:rPr>
           <w:rFonts w:ascii="Arial" w:eastAsia="Arial" w:hAnsi="Arial" w:cs="Arial"/>
+          <w:color w:val="000000"/>
+          <w:sz w:val="22"/>
         </w:rPr>
         <w:t xml:space="preserve"> </w:t>
       </w:r>
@@ -1622,6 +1811,8 @@
       <w:r>
         <w:rPr>
           <w:rFonts w:ascii="Arial" w:eastAsia="Arial" w:hAnsi="Arial" w:cs="Arial"/>
+          <w:color w:val="000000"/>
+          <w:sz w:val="22"/>
         </w:rPr>
         <w:t>rujukan</w:t>
       </w:r>
@@ -1629,6 +1820,8 @@
       <w:r>
         <w:rPr>
           <w:rFonts w:ascii="Arial" w:eastAsia="Arial" w:hAnsi="Arial" w:cs="Arial"/>
+          <w:color w:val="000000"/>
+          <w:sz w:val="22"/>
         </w:rPr>
         <w:t xml:space="preserve"> </w:t>
       </w:r>
@@ -1636,6 +1829,8 @@
       <w:r>
         <w:rPr>
           <w:rFonts w:ascii="Arial" w:eastAsia="Arial" w:hAnsi="Arial" w:cs="Arial"/>
+          <w:color w:val="000000"/>
+          <w:sz w:val="22"/>
         </w:rPr>
         <w:t>kecuali</w:t>
       </w:r>
@@ -1643,6 +1838,8 @@
       <w:r>
         <w:rPr>
           <w:rFonts w:ascii="Arial" w:eastAsia="Arial" w:hAnsi="Arial" w:cs="Arial"/>
+          <w:color w:val="000000"/>
+          <w:sz w:val="22"/>
         </w:rPr>
         <w:t xml:space="preserve"> yang </w:t>
       </w:r>
@@ -1650,6 +1847,8 @@
       <w:r>
         <w:rPr>
           <w:rFonts w:ascii="Arial" w:eastAsia="Arial" w:hAnsi="Arial" w:cs="Arial"/>
+          <w:color w:val="000000"/>
+          <w:sz w:val="22"/>
         </w:rPr>
         <w:t>dibenarkan</w:t>
       </w:r>
@@ -1657,6 +1856,8 @@
       <w:r>
         <w:rPr>
           <w:rFonts w:ascii="Arial" w:eastAsia="Arial" w:hAnsi="Arial" w:cs="Arial"/>
+          <w:color w:val="000000"/>
+          <w:sz w:val="22"/>
         </w:rPr>
         <w:t>.</w:t>
       </w:r>
@@ -1668,7 +1869,9 @@
           <w:ilvl w:val="0"/>
           <w:numId w:val="10"/>
         </w:numPr>
-        <w:spacing w:after="200" w:line="360" w:lineRule="auto"/>
+        <w:spacing w:after="40" w:line="276" w:lineRule="auto"/>
+        <w:ind w:left="357" w:hanging="357"/>
+        <w:jc w:val="left"/>
         <w:rPr>
           <w:rFonts w:ascii="Arial" w:eastAsia="Arial" w:hAnsi="Arial" w:cs="Arial"/>
           <w:b/>
@@ -1680,6 +1883,8 @@
       <w:r>
         <w:rPr>
           <w:rFonts w:ascii="Arial" w:eastAsia="Arial" w:hAnsi="Arial" w:cs="Arial"/>
+          <w:color w:val="000000"/>
+          <w:sz w:val="22"/>
         </w:rPr>
         <w:t>Dilarang</w:t>
       </w:r>
@@ -1687,6 +1892,8 @@
       <w:r>
         <w:rPr>
           <w:rFonts w:ascii="Arial" w:eastAsia="Arial" w:hAnsi="Arial" w:cs="Arial"/>
+          <w:color w:val="000000"/>
+          <w:sz w:val="22"/>
         </w:rPr>
         <w:t xml:space="preserve"> </w:t>
       </w:r>
@@ -1694,6 +1901,8 @@
       <w:r>
         <w:rPr>
           <w:rFonts w:ascii="Arial" w:eastAsia="Arial" w:hAnsi="Arial" w:cs="Arial"/>
+          <w:color w:val="000000"/>
+          <w:sz w:val="22"/>
         </w:rPr>
         <w:t>meniru</w:t>
       </w:r>
@@ -1701,6 +1910,8 @@
       <w:r>
         <w:rPr>
           <w:rFonts w:ascii="Arial" w:eastAsia="Arial" w:hAnsi="Arial" w:cs="Arial"/>
+          <w:color w:val="000000"/>
+          <w:sz w:val="22"/>
         </w:rPr>
         <w:t xml:space="preserve"> </w:t>
       </w:r>
@@ -1708,6 +1919,8 @@
       <w:r>
         <w:rPr>
           <w:rFonts w:ascii="Arial" w:eastAsia="Arial" w:hAnsi="Arial" w:cs="Arial"/>
+          <w:color w:val="000000"/>
+          <w:sz w:val="22"/>
         </w:rPr>
         <w:t>semasa</w:t>
       </w:r>
@@ -1715,6 +1928,8 @@
       <w:r>
         <w:rPr>
           <w:rFonts w:ascii="Arial" w:eastAsia="Arial" w:hAnsi="Arial" w:cs="Arial"/>
+          <w:color w:val="000000"/>
+          <w:sz w:val="22"/>
         </w:rPr>
         <w:t xml:space="preserve"> </w:t>
       </w:r>
@@ -1722,6 +1937,8 @@
       <w:r>
         <w:rPr>
           <w:rFonts w:ascii="Arial" w:eastAsia="Arial" w:hAnsi="Arial" w:cs="Arial"/>
+          <w:color w:val="000000"/>
+          <w:sz w:val="22"/>
         </w:rPr>
         <w:t>penilaian</w:t>
       </w:r>
@@ -1729,6 +1946,8 @@
       <w:r>
         <w:rPr>
           <w:rFonts w:ascii="Arial" w:eastAsia="Arial" w:hAnsi="Arial" w:cs="Arial"/>
+          <w:color w:val="000000"/>
+          <w:sz w:val="22"/>
         </w:rPr>
         <w:t xml:space="preserve">. </w:t>
       </w:r>
@@ -1740,7 +1959,9 @@
           <w:ilvl w:val="0"/>
           <w:numId w:val="10"/>
         </w:numPr>
-        <w:spacing w:after="200" w:line="360" w:lineRule="auto"/>
+        <w:spacing w:after="40" w:line="276" w:lineRule="auto"/>
+        <w:ind w:left="357" w:hanging="357"/>
+        <w:jc w:val="left"/>
         <w:rPr>
           <w:rFonts w:ascii="Arial" w:eastAsia="Arial" w:hAnsi="Arial" w:cs="Arial"/>
           <w:b/>
@@ -1752,6 +1973,8 @@
       <w:r>
         <w:rPr>
           <w:rFonts w:ascii="Arial" w:eastAsia="Arial" w:hAnsi="Arial" w:cs="Arial"/>
+          <w:color w:val="000000"/>
+          <w:sz w:val="22"/>
         </w:rPr>
         <w:t>Dilarang</w:t>
       </w:r>
@@ -1759,6 +1982,8 @@
       <w:r>
         <w:rPr>
           <w:rFonts w:ascii="Arial" w:eastAsia="Arial" w:hAnsi="Arial" w:cs="Arial"/>
+          <w:color w:val="000000"/>
+          <w:sz w:val="22"/>
         </w:rPr>
         <w:t xml:space="preserve"> </w:t>
       </w:r>
@@ -1766,6 +1991,8 @@
       <w:r>
         <w:rPr>
           <w:rFonts w:ascii="Arial" w:eastAsia="Arial" w:hAnsi="Arial" w:cs="Arial"/>
+          <w:color w:val="000000"/>
+          <w:sz w:val="22"/>
         </w:rPr>
         <w:t>membawa</w:t>
       </w:r>
@@ -1773,6 +2000,8 @@
       <w:r>
         <w:rPr>
           <w:rFonts w:ascii="Arial" w:eastAsia="Arial" w:hAnsi="Arial" w:cs="Arial"/>
+          <w:color w:val="000000"/>
+          <w:sz w:val="22"/>
         </w:rPr>
         <w:t xml:space="preserve"> </w:t>
       </w:r>
@@ -1780,6 +2009,8 @@
       <w:r>
         <w:rPr>
           <w:rFonts w:ascii="Arial" w:eastAsia="Arial" w:hAnsi="Arial" w:cs="Arial"/>
+          <w:color w:val="000000"/>
+          <w:sz w:val="22"/>
         </w:rPr>
         <w:t>keluar</w:t>
       </w:r>
@@ -1787,6 +2018,8 @@
       <w:r>
         <w:rPr>
           <w:rFonts w:ascii="Arial" w:eastAsia="Arial" w:hAnsi="Arial" w:cs="Arial"/>
+          <w:color w:val="000000"/>
+          <w:sz w:val="22"/>
         </w:rPr>
         <w:t xml:space="preserve"> </w:t>
       </w:r>
@@ -1794,6 +2027,8 @@
       <w:r>
         <w:rPr>
           <w:rFonts w:ascii="Arial" w:eastAsia="Arial" w:hAnsi="Arial" w:cs="Arial"/>
+          <w:color w:val="000000"/>
+          <w:sz w:val="22"/>
         </w:rPr>
         <w:t>kertas</w:t>
       </w:r>
@@ -1801,6 +2036,8 @@
       <w:r>
         <w:rPr>
           <w:rFonts w:ascii="Arial" w:eastAsia="Arial" w:hAnsi="Arial" w:cs="Arial"/>
+          <w:color w:val="000000"/>
+          <w:sz w:val="22"/>
         </w:rPr>
         <w:t xml:space="preserve"> </w:t>
       </w:r>
@@ -1808,6 +2045,8 @@
       <w:r>
         <w:rPr>
           <w:rFonts w:ascii="Arial" w:eastAsia="Arial" w:hAnsi="Arial" w:cs="Arial"/>
+          <w:color w:val="000000"/>
+          <w:sz w:val="22"/>
         </w:rPr>
         <w:t>soalan</w:t>
       </w:r>
@@ -1815,6 +2054,8 @@
       <w:r>
         <w:rPr>
           <w:rFonts w:ascii="Arial" w:eastAsia="Arial" w:hAnsi="Arial" w:cs="Arial"/>
+          <w:color w:val="000000"/>
+          <w:sz w:val="22"/>
         </w:rPr>
         <w:t xml:space="preserve"> </w:t>
       </w:r>
@@ -1822,6 +2063,8 @@
       <w:r>
         <w:rPr>
           <w:rFonts w:ascii="Arial" w:eastAsia="Arial" w:hAnsi="Arial" w:cs="Arial"/>
+          <w:color w:val="000000"/>
+          <w:sz w:val="22"/>
         </w:rPr>
         <w:t>dari</w:t>
       </w:r>
@@ -1829,6 +2072,8 @@
       <w:r>
         <w:rPr>
           <w:rFonts w:ascii="Arial" w:eastAsia="Arial" w:hAnsi="Arial" w:cs="Arial"/>
+          <w:color w:val="000000"/>
+          <w:sz w:val="22"/>
         </w:rPr>
         <w:t xml:space="preserve"> </w:t>
       </w:r>
@@ -1836,6 +2081,8 @@
       <w:r>
         <w:rPr>
           <w:rFonts w:ascii="Arial" w:eastAsia="Arial" w:hAnsi="Arial" w:cs="Arial"/>
+          <w:color w:val="000000"/>
+          <w:sz w:val="22"/>
         </w:rPr>
         <w:t>bilik</w:t>
       </w:r>
@@ -1843,6 +2090,8 @@
       <w:r>
         <w:rPr>
           <w:rFonts w:ascii="Arial" w:eastAsia="Arial" w:hAnsi="Arial" w:cs="Arial"/>
+          <w:color w:val="000000"/>
+          <w:sz w:val="22"/>
         </w:rPr>
         <w:t xml:space="preserve"> </w:t>
       </w:r>
@@ -1850,6 +2099,8 @@
       <w:r>
         <w:rPr>
           <w:rFonts w:ascii="Arial" w:eastAsia="Arial" w:hAnsi="Arial" w:cs="Arial"/>
+          <w:color w:val="000000"/>
+          <w:sz w:val="22"/>
         </w:rPr>
         <w:t>peperiksaan</w:t>
       </w:r>
@@ -1857,45 +2108,55 @@
       <w:r>
         <w:rPr>
           <w:rFonts w:ascii="Arial" w:eastAsia="Arial" w:hAnsi="Arial" w:cs="Arial"/>
+          <w:color w:val="000000"/>
+          <w:sz w:val="22"/>
         </w:rPr>
         <w:t>.</w:t>
       </w:r>
       <w:r>
+        <w:rPr>
+          <w:rFonts w:ascii="Arial" w:eastAsia="Arial" w:hAnsi="Arial" w:cs="Arial"/>
+          <w:b/>
+          <w:bCs/>
+          <w:color w:val="000000"/>
+          <w:sz w:val="22"/>
+          <w:u w:val="single"/>
+        </w:rPr>
+        <w:br/>
+      </w:r>
+    </w:p>
+    <w:p>
+      <w:pPr>
+        <w:suppressAutoHyphens w:val="0"/>
         <w:rPr>
           <w:rFonts w:ascii="Arial" w:eastAsia="Arial" w:hAnsi="Arial" w:cs="Arial"/>
           <w:b/>
           <w:bCs/>
           <w:u w:val="single"/>
         </w:rPr>
-        <w:br/>
-      </w:r>
-    </w:p>
-    <w:p>
-      <w:pPr>
-        <w:suppressAutoHyphens w:val="0"/>
+      </w:pPr>
+      <w:r>
         <w:rPr>
           <w:rFonts w:ascii="Arial" w:eastAsia="Arial" w:hAnsi="Arial" w:cs="Arial"/>
           <w:b/>
           <w:bCs/>
           <w:u w:val="single"/>
         </w:rPr>
-      </w:pPr>
-      <w:r>
-        <w:rPr>
-          <w:rFonts w:ascii="Arial" w:eastAsia="Arial" w:hAnsi="Arial" w:cs="Arial"/>
-          <w:b/>
-          <w:bCs/>
-          <w:u w:val="single"/>
-        </w:rPr>
         <w:br w:type="page"/>
       </w:r>
     </w:p>
     <w:p/>
     <w:p>
-      <w:r>
-        <w:rPr>
-          <w:rFonts w:ascii="Arial" w:hAnsi="Arial"/>
+      <w:pPr>
+        <w:spacing w:before="120" w:after="120" w:line="276" w:lineRule="auto"/>
+        <w:jc w:val="left"/>
+      </w:pPr>
+      <w:r>
+        <w:rPr>
+          <w:rFonts w:ascii="Arial" w:hAnsi="Arial" w:cs="Arial"/>
           <w:b/>
+          <w:color w:val="000000"/>
+          <w:sz w:val="22"/>
         </w:rPr>
         <w:t>SOALAN PENILAIAN PENGETAHUAN (OBJEKTIF)</w:t>
       </w:r>
@@ -1907,10 +2168,16 @@
       </w:r>
     </w:p>
     <w:p>
-      <w:r>
-        <w:rPr>
-          <w:rFonts w:ascii="Arial" w:hAnsi="Arial"/>
+      <w:pPr>
+        <w:spacing w:before="120" w:after="120" w:line="276" w:lineRule="auto"/>
+        <w:jc w:val="left"/>
+      </w:pPr>
+      <w:r>
+        <w:rPr>
+          <w:rFonts w:ascii="Arial" w:hAnsi="Arial" w:cs="Arial"/>
           <w:b/>
+          <w:color w:val="000000"/>
+          <w:sz w:val="24"/>
         </w:rPr>
         <w:t>BAHAGIAN B — SKEMA JAWAPAN</w:t>
       </w:r>
@@ -1920,6 +2187,7 @@
       <w:tblPr>
         <w:tblStyle w:val="TableGrid"/>
         <w:tblW w:type="auto" w:w="0"/>
+        <w:tblLayout w:type="autofit"/>
         <w:tblLook w:firstColumn="1" w:firstRow="1" w:lastColumn="0" w:lastRow="0" w:noHBand="0" w:noVBand="1" w:val="04A0"/>
       </w:tblPr>
       <w:tblGrid>
@@ -1928,12 +2196,29 @@
         <w:gridCol w:w="3024"/>
       </w:tblGrid>
       <w:tr>
+        <w:trPr>
+          <w:tblHeader w:val="true"/>
+          <w:cantSplit w:val="true"/>
+        </w:trPr>
         <w:tc>
           <w:tcPr>
             <w:tcW w:type="dxa" w:w="3024"/>
+            <w:tcMar>
+              <w:top w:w="57" w:type="dxa"/>
+              <w:left w:w="57" w:type="dxa"/>
+              <w:bottom w:w="57" w:type="dxa"/>
+              <w:right w:w="57" w:type="dxa"/>
+            </w:tcMar>
+            <w:shd w:val="clear" w:color="auto" w:fill="D9D9D9"/>
           </w:tcPr>
           <w:p>
             <w:r>
+              <w:rPr>
+                <w:rFonts w:ascii="Arial" w:hAnsi="Arial" w:cs="Arial"/>
+                <w:b/>
+                <w:color w:val="000000"/>
+                <w:sz w:val="20"/>
+              </w:rPr>
               <w:t>No</w:t>
             </w:r>
           </w:p>
@@ -1941,9 +2226,22 @@
         <w:tc>
           <w:tcPr>
             <w:tcW w:type="dxa" w:w="3024"/>
+            <w:tcMar>
+              <w:top w:w="57" w:type="dxa"/>
+              <w:left w:w="57" w:type="dxa"/>
+              <w:bottom w:w="57" w:type="dxa"/>
+              <w:right w:w="57" w:type="dxa"/>
+            </w:tcMar>
+            <w:shd w:val="clear" w:color="auto" w:fill="D9D9D9"/>
           </w:tcPr>
           <w:p>
             <w:r>
+              <w:rPr>
+                <w:rFonts w:ascii="Arial" w:hAnsi="Arial" w:cs="Arial"/>
+                <w:b/>
+                <w:color w:val="000000"/>
+                <w:sz w:val="20"/>
+              </w:rPr>
               <w:t>Jawapan</w:t>
             </w:r>
           </w:p>
@@ -1951,9 +2249,22 @@
         <w:tc>
           <w:tcPr>
             <w:tcW w:type="dxa" w:w="3024"/>
+            <w:tcMar>
+              <w:top w:w="57" w:type="dxa"/>
+              <w:left w:w="57" w:type="dxa"/>
+              <w:bottom w:w="57" w:type="dxa"/>
+              <w:right w:w="57" w:type="dxa"/>
+            </w:tcMar>
+            <w:shd w:val="clear" w:color="auto" w:fill="D9D9D9"/>
           </w:tcPr>
           <w:p>
             <w:r>
+              <w:rPr>
+                <w:rFonts w:ascii="Arial" w:hAnsi="Arial" w:cs="Arial"/>
+                <w:b/>
+                <w:color w:val="000000"/>
+                <w:sz w:val="20"/>
+              </w:rPr>
               <w:t>Rujukan</w:t>
             </w:r>
           </w:p>
